--- a/tests/team_self_test/오이소창원_체크리스트_서류양식.docx
+++ b/tests/team_self_test/오이소창원_체크리스트_서류양식.docx
@@ -44,7 +44,7 @@
         </w:rPr>
         <w:t xml:space="preserve"> 배포본 </w:t>
       </w:r>
-      <w:hyperlink w:history="1" r:id="rIdysravhuhfzgjdzmqfqdmz">
+      <w:hyperlink w:history="1" r:id="rId8u1xrcx5sg-s7zzwunjk1">
         <w:r>
           <w:rPr>
             <w:rStyle w:val="Hyperlink"/>
@@ -11801,7 +11801,7 @@
                 <w:sz w:val="17"/>
                 <w:szCs w:val="17"/>
               </w:rPr>
-              <w:t xml:space="preserve">Apps Script에 새 tests/user_test/oisochangwon_survey.gs 붙여넣고 fixResponseSheet 실행 → 응답 탭 “중복된 열 이름” 오류 사라짐</w:t>
+              <w:t xml:space="preserve">Apps Script에 새 tests/user_test/오이소창원_사용자테스트_서류양식/oisochangwon_survey.gs 붙여넣고 fixResponseSheet 실행 → 응답 탭 “중복된 열 이름” 오류 사라짐</w:t>
             </w:r>
           </w:p>
         </w:tc>
@@ -11891,7 +11891,7 @@
               </w:rPr>
               <w:t xml:space="preserve">설문 링크(</w:t>
             </w:r>
-            <w:hyperlink w:history="1" r:id="rIdfdeun9yuj2_bbjj__tdfc">
+            <w:hyperlink w:history="1" r:id="rIdj_etbhid7p3camszrnqgt">
               <w:r>
                 <w:rPr>
                   <w:rStyle w:val="Hyperlink"/>

--- a/tests/team_self_test/오이소창원_체크리스트_서류양식.docx
+++ b/tests/team_self_test/오이소창원_체크리스트_서류양식.docx
@@ -44,7 +44,7 @@
         </w:rPr>
         <w:t xml:space="preserve"> 배포본 </w:t>
       </w:r>
-      <w:hyperlink w:history="1" r:id="rId8u1xrcx5sg-s7zzwunjk1">
+      <w:hyperlink w:history="1" r:id="rIdjw01nj-f06z8xm7pjxlbe">
         <w:r>
           <w:rPr>
             <w:rStyle w:val="Hyperlink"/>
@@ -11891,7 +11891,7 @@
               </w:rPr>
               <w:t xml:space="preserve">설문 링크(</w:t>
             </w:r>
-            <w:hyperlink w:history="1" r:id="rIdj_etbhid7p3camszrnqgt">
+            <w:hyperlink w:history="1" r:id="rIdnhbwajelinivm_obprusn">
               <w:r>
                 <w:rPr>
                   <w:rStyle w:val="Hyperlink"/>

--- a/tests/team_self_test/오이소창원_체크리스트_서류양식.docx
+++ b/tests/team_self_test/오이소창원_체크리스트_서류양식.docx
@@ -44,7 +44,7 @@
         </w:rPr>
         <w:t xml:space="preserve"> 배포본 </w:t>
       </w:r>
-      <w:hyperlink w:history="1" r:id="rIdjw01nj-f06z8xm7pjxlbe">
+      <w:hyperlink w:history="1" r:id="rIdywqa3ianys-y8nrps4dso">
         <w:r>
           <w:rPr>
             <w:rStyle w:val="Hyperlink"/>
@@ -11891,7 +11891,7 @@
               </w:rPr>
               <w:t xml:space="preserve">설문 링크(</w:t>
             </w:r>
-            <w:hyperlink w:history="1" r:id="rIdnhbwajelinivm_obprusn">
+            <w:hyperlink w:history="1" r:id="rIdrd1dd8__q3cj4cyfg9cbz">
               <w:r>
                 <w:rPr>
                   <w:rStyle w:val="Hyperlink"/>
@@ -14022,7 +14022,11 @@
         <w:szCs w:val="19"/>
       </w:rPr>
     </w:rPrDefault>
-    <w:pPrDefault/>
+    <w:pPrDefault>
+      <w:pPr>
+        <w:wordWrap w:val="0"/>
+      </w:pPr>
+    </w:pPrDefault>
   </w:docDefaults>
   <w:style w:type="paragraph" w:styleId="Title">
     <w:name w:val="Title"/>

--- a/tests/team_self_test/오이소창원_체크리스트_서류양식.docx
+++ b/tests/team_self_test/오이소창원_체크리스트_서류양식.docx
@@ -44,7 +44,7 @@
         </w:rPr>
         <w:t xml:space="preserve"> 배포본 </w:t>
       </w:r>
-      <w:hyperlink w:history="1" r:id="rIdywqa3ianys-y8nrps4dso">
+      <w:hyperlink w:history="1" r:id="rId_lijtsuixxdajq0mit7ud">
         <w:r>
           <w:rPr>
             <w:rStyle w:val="Hyperlink"/>
@@ -11891,7 +11891,7 @@
               </w:rPr>
               <w:t xml:space="preserve">설문 링크(</w:t>
             </w:r>
-            <w:hyperlink w:history="1" r:id="rIdrd1dd8__q3cj4cyfg9cbz">
+            <w:hyperlink w:history="1" r:id="rIdycq-2v_lhzrhvnrifynpa">
               <w:r>
                 <w:rPr>
                   <w:rStyle w:val="Hyperlink"/>

--- a/tests/team_self_test/오이소창원_체크리스트_서류양식.docx
+++ b/tests/team_self_test/오이소창원_체크리스트_서류양식.docx
@@ -20,6 +20,54 @@
           <w:szCs w:val="34"/>
         </w:rPr>
         <w:t xml:space="preserve">오이소창원 체크리스트 서류 양식</w:t>
+      </w:r>
+      <w:r>
+        <w:drawing>
+          <wp:anchor distT="0" distB="0" distL="114300" distR="0" simplePos="0" allowOverlap="1" behindDoc="0" locked="0" layoutInCell="1" relativeHeight="1019175">
+            <wp:simplePos x="0" y="0"/>
+            <wp:positionH relativeFrom="margin">
+              <wp:align>right</wp:align>
+            </wp:positionH>
+            <wp:positionV relativeFrom="margin">
+              <wp:align>top</wp:align>
+            </wp:positionV>
+            <wp:extent cx="914400" cy="1019175"/>
+            <wp:effectExtent t="0" r="0" b="0" l="0"/>
+            <wp:wrapSquare wrapText="left" distL="114300"/>
+            <wp:docPr id="1" name="" descr="" title=""/>
+            <wp:cNvGraphicFramePr>
+              <a:graphicFrameLocks xmlns:a="http://schemas.openxmlformats.org/drawingml/2006/main" noChangeAspect="1"/>
+            </wp:cNvGraphicFramePr>
+            <a:graphic xmlns:a="http://schemas.openxmlformats.org/drawingml/2006/main">
+              <a:graphicData uri="http://schemas.openxmlformats.org/drawingml/2006/picture">
+                <pic:pic xmlns:pic="http://schemas.openxmlformats.org/drawingml/2006/picture">
+                  <pic:nvPicPr>
+                    <pic:cNvPr id="0" name="" descr=""/>
+                    <pic:cNvPicPr>
+                      <a:picLocks noChangeAspect="1" noChangeArrowheads="1"/>
+                    </pic:cNvPicPr>
+                  </pic:nvPicPr>
+                  <pic:blipFill>
+                    <a:blip r:embed="rId8" cstate="none"/>
+                    <a:srcRect/>
+                    <a:stretch>
+                      <a:fillRect/>
+                    </a:stretch>
+                  </pic:blipFill>
+                  <pic:spPr bwMode="auto">
+                    <a:xfrm>
+                      <a:off x="0" y="0"/>
+                      <a:ext cx="914400" cy="1019175"/>
+                    </a:xfrm>
+                    <a:prstGeom prst="rect">
+                      <a:avLst/>
+                    </a:prstGeom>
+                  </pic:spPr>
+                </pic:pic>
+              </a:graphicData>
+            </a:graphic>
+          </wp:anchor>
+        </w:drawing>
       </w:r>
     </w:p>
     <w:p>
@@ -44,7 +92,7 @@
         </w:rPr>
         <w:t xml:space="preserve"> 배포본 </w:t>
       </w:r>
-      <w:hyperlink w:history="1" r:id="rId_lijtsuixxdajq0mit7ud">
+      <w:hyperlink w:history="1" r:id="rId3dbeycszo5pcfdmheubgf">
         <w:r>
           <w:rPr>
             <w:rStyle w:val="Hyperlink"/>
@@ -11891,7 +11939,7 @@
               </w:rPr>
               <w:t xml:space="preserve">설문 링크(</w:t>
             </w:r>
-            <w:hyperlink w:history="1" r:id="rIdycq-2v_lhzrhvnrifynpa">
+            <w:hyperlink w:history="1" r:id="rIdarl3drb0lnmkyc6o3ycpk">
               <w:r>
                 <w:rPr>
                   <w:rStyle w:val="Hyperlink"/>

--- a/tests/team_self_test/오이소창원_체크리스트_서류양식.docx
+++ b/tests/team_self_test/오이소창원_체크리스트_서류양식.docx
@@ -92,7 +92,7 @@
         </w:rPr>
         <w:t xml:space="preserve"> 배포본 </w:t>
       </w:r>
-      <w:hyperlink w:history="1" r:id="rId3dbeycszo5pcfdmheubgf">
+      <w:hyperlink w:history="1" r:id="rIdi6f95njfcovzwvsf6gudi">
         <w:r>
           <w:rPr>
             <w:rStyle w:val="Hyperlink"/>
@@ -11939,7 +11939,7 @@
               </w:rPr>
               <w:t xml:space="preserve">설문 링크(</w:t>
             </w:r>
-            <w:hyperlink w:history="1" r:id="rIdarl3drb0lnmkyc6o3ycpk">
+            <w:hyperlink w:history="1" r:id="rIdqm7p-8srxufgvfrouecxe">
               <w:r>
                 <w:rPr>
                   <w:rStyle w:val="Hyperlink"/>

--- a/tests/team_self_test/오이소창원_체크리스트_서류양식.docx
+++ b/tests/team_self_test/오이소창원_체크리스트_서류양식.docx
@@ -92,7 +92,7 @@
         </w:rPr>
         <w:t xml:space="preserve"> 배포본 </w:t>
       </w:r>
-      <w:hyperlink w:history="1" r:id="rIdi6f95njfcovzwvsf6gudi">
+      <w:hyperlink w:history="1" r:id="rIddia7skzhxih7i58v_xie9">
         <w:r>
           <w:rPr>
             <w:rStyle w:val="Hyperlink"/>
@@ -809,7 +809,7 @@
                 <w:sz w:val="17"/>
                 <w:szCs w:val="17"/>
               </w:rPr>
-              <w:t xml:space="preserve">캡처는 문제 화면만, 파일명 이름_기기_항목번호.png (예: 이미영_폰_F-5.png), 저장 위치 screenshots/after_development/team_self_test/</w:t>
+              <w:t xml:space="preserve">캡처는 문제 화면만, 파일명 이름_기기_항목번호.png (예: 이미영_폰_F-5.png), 저장 위치 screenshots/during_development/team_self_test/</w:t>
             </w:r>
           </w:p>
         </w:tc>
@@ -11939,7 +11939,7 @@
               </w:rPr>
               <w:t xml:space="preserve">설문 링크(</w:t>
             </w:r>
-            <w:hyperlink w:history="1" r:id="rIdqm7p-8srxufgvfrouecxe">
+            <w:hyperlink w:history="1" r:id="rId-oiqhq5gsytfgp1zlpabi">
               <w:r>
                 <w:rPr>
                   <w:rStyle w:val="Hyperlink"/>

--- a/tests/team_self_test/오이소창원_체크리스트_서류양식.docx
+++ b/tests/team_self_test/오이소창원_체크리스트_서류양식.docx
@@ -92,7 +92,7 @@
         </w:rPr>
         <w:t xml:space="preserve"> 배포본 </w:t>
       </w:r>
-      <w:hyperlink w:history="1" r:id="rIddia7skzhxih7i58v_xie9">
+      <w:hyperlink w:history="1" r:id="rIdqera5nlkw4c3ak6xvsyoc">
         <w:r>
           <w:rPr>
             <w:rStyle w:val="Hyperlink"/>
@@ -11939,7 +11939,7 @@
               </w:rPr>
               <w:t xml:space="preserve">설문 링크(</w:t>
             </w:r>
-            <w:hyperlink w:history="1" r:id="rId-oiqhq5gsytfgp1zlpabi">
+            <w:hyperlink w:history="1" r:id="rIdwpj1ajksnsunrzi5xxha0">
               <w:r>
                 <w:rPr>
                   <w:rStyle w:val="Hyperlink"/>

--- a/tests/team_self_test/오이소창원_체크리스트_서류양식.docx
+++ b/tests/team_self_test/오이소창원_체크리스트_서류양식.docx
@@ -92,7 +92,7 @@
         </w:rPr>
         <w:t xml:space="preserve"> 배포본 </w:t>
       </w:r>
-      <w:hyperlink w:history="1" r:id="rIdqera5nlkw4c3ak6xvsyoc">
+      <w:hyperlink w:history="1" r:id="rIdmhulae68viud36e5pmo4p">
         <w:r>
           <w:rPr>
             <w:rStyle w:val="Hyperlink"/>
@@ -11939,7 +11939,7 @@
               </w:rPr>
               <w:t xml:space="preserve">설문 링크(</w:t>
             </w:r>
-            <w:hyperlink w:history="1" r:id="rIdwpj1ajksnsunrzi5xxha0">
+            <w:hyperlink w:history="1" r:id="rIdzicvybvyrj7-hlnbsjgry">
               <w:r>
                 <w:rPr>
                   <w:rStyle w:val="Hyperlink"/>

--- a/tests/team_self_test/오이소창원_체크리스트_서류양식.docx
+++ b/tests/team_self_test/오이소창원_체크리스트_서류양식.docx
@@ -92,7 +92,7 @@
         </w:rPr>
         <w:t xml:space="preserve"> 배포본 </w:t>
       </w:r>
-      <w:hyperlink w:history="1" r:id="rIdmhulae68viud36e5pmo4p">
+      <w:hyperlink w:history="1" r:id="rIdi_w1kx9ie2i7hgk0abx7p">
         <w:r>
           <w:rPr>
             <w:rStyle w:val="Hyperlink"/>
@@ -11939,7 +11939,7 @@
               </w:rPr>
               <w:t xml:space="preserve">설문 링크(</w:t>
             </w:r>
-            <w:hyperlink w:history="1" r:id="rIdzicvybvyrj7-hlnbsjgry">
+            <w:hyperlink w:history="1" r:id="rIdkzrxlqgufyk6qt6rf7ogl">
               <w:r>
                 <w:rPr>
                   <w:rStyle w:val="Hyperlink"/>

--- a/tests/team_self_test/오이소창원_체크리스트_서류양식.docx
+++ b/tests/team_self_test/오이소창원_체크리스트_서류양식.docx
@@ -92,7 +92,7 @@
         </w:rPr>
         <w:t xml:space="preserve"> 배포본 </w:t>
       </w:r>
-      <w:hyperlink w:history="1" r:id="rIdi_w1kx9ie2i7hgk0abx7p">
+      <w:hyperlink w:history="1" r:id="rIdej25_ksylqgyibgpdm--p">
         <w:r>
           <w:rPr>
             <w:rStyle w:val="Hyperlink"/>
@@ -11939,7 +11939,7 @@
               </w:rPr>
               <w:t xml:space="preserve">설문 링크(</w:t>
             </w:r>
-            <w:hyperlink w:history="1" r:id="rIdkzrxlqgufyk6qt6rf7ogl">
+            <w:hyperlink w:history="1" r:id="rIdh8gbyoyrnsoyjcaxmpl87">
               <w:r>
                 <w:rPr>
                   <w:rStyle w:val="Hyperlink"/>

--- a/tests/team_self_test/오이소창원_체크리스트_서류양식.docx
+++ b/tests/team_self_test/오이소창원_체크리스트_서류양식.docx
@@ -2,6 +2,51 @@
 <file path=word/document.xml><?xml version="1.0" encoding="utf-8"?>
 <w:document xmlns:wpc="http://schemas.microsoft.com/office/word/2010/wordprocessingCanvas" xmlns:mc="http://schemas.openxmlformats.org/markup-compatibility/2006" xmlns:o="urn:schemas-microsoft-com:office:office" xmlns:r="http://schemas.openxmlformats.org/officeDocument/2006/relationships" xmlns:m="http://schemas.openxmlformats.org/officeDocument/2006/math" xmlns:v="urn:schemas-microsoft-com:vml" xmlns:wp14="http://schemas.microsoft.com/office/word/2010/wordprocessingDrawing" xmlns:wp="http://schemas.openxmlformats.org/drawingml/2006/wordprocessingDrawing" xmlns:w10="urn:schemas-microsoft-com:office:word" xmlns:w="http://schemas.openxmlformats.org/wordprocessingml/2006/main" xmlns:w14="http://schemas.microsoft.com/office/word/2010/wordml" xmlns:w15="http://schemas.microsoft.com/office/word/2012/wordml" xmlns:wpg="http://schemas.microsoft.com/office/word/2010/wordprocessingGroup" xmlns:wpi="http://schemas.microsoft.com/office/word/2010/wordprocessingInk" xmlns:wne="http://schemas.microsoft.com/office/word/2006/wordml" xmlns:wps="http://schemas.microsoft.com/office/word/2010/wordprocessingShape" xmlns:cx="http://schemas.microsoft.com/office/drawing/2014/chartex" xmlns:cx1="http://schemas.microsoft.com/office/drawing/2015/9/8/chartex" xmlns:cx2="http://schemas.microsoft.com/office/drawing/2015/10/21/chartex" xmlns:cx3="http://schemas.microsoft.com/office/drawing/2016/5/9/chartex" xmlns:cx4="http://schemas.microsoft.com/office/drawing/2016/5/10/chartex" xmlns:cx5="http://schemas.microsoft.com/office/drawing/2016/5/11/chartex" xmlns:cx6="http://schemas.microsoft.com/office/drawing/2016/5/12/chartex" xmlns:cx7="http://schemas.microsoft.com/office/drawing/2016/5/13/chartex" xmlns:cx8="http://schemas.microsoft.com/office/drawing/2016/5/14/chartex" xmlns:aink="http://schemas.microsoft.com/office/drawing/2016/ink" xmlns:am3d="http://schemas.microsoft.com/office/drawing/2017/model3d" xmlns:w16cex="http://schemas.microsoft.com/office/word/2018/wordml/cex" xmlns:w16cid="http://schemas.microsoft.com/office/word/2016/wordml/cid" xmlns:w16="http://schemas.microsoft.com/office/word/2018/wordml" xmlns:w16sdtdh="http://schemas.microsoft.com/office/word/2020/wordml/sdtdatahash" xmlns:w16se="http://schemas.microsoft.com/office/word/2015/wordml/symex" mc:Ignorable="w14 w15 wp14">
   <w:body>
+    <w:p>
+      <w:pPr>
+        <w:spacing w:after="80"/>
+      </w:pPr>
+      <w:r>
+        <w:drawing>
+          <wp:inline distT="0" distB="0" distL="0" distR="0">
+            <wp:extent cx="1428750" cy="361950"/>
+            <wp:effectExtent t="0" r="0" b="0" l="0"/>
+            <wp:docPr id="1" name="" descr="" title=""/>
+            <wp:cNvGraphicFramePr>
+              <a:graphicFrameLocks xmlns:a="http://schemas.openxmlformats.org/drawingml/2006/main" noChangeAspect="1"/>
+            </wp:cNvGraphicFramePr>
+            <a:graphic xmlns:a="http://schemas.openxmlformats.org/drawingml/2006/main">
+              <a:graphicData uri="http://schemas.openxmlformats.org/drawingml/2006/picture">
+                <pic:pic xmlns:pic="http://schemas.openxmlformats.org/drawingml/2006/picture">
+                  <pic:nvPicPr>
+                    <pic:cNvPr id="0" name="" descr=""/>
+                    <pic:cNvPicPr>
+                      <a:picLocks noChangeAspect="1" noChangeArrowheads="1"/>
+                    </pic:cNvPicPr>
+                  </pic:nvPicPr>
+                  <pic:blipFill>
+                    <a:blip r:embed="rId8" cstate="none"/>
+                    <a:srcRect/>
+                    <a:stretch>
+                      <a:fillRect/>
+                    </a:stretch>
+                  </pic:blipFill>
+                  <pic:spPr bwMode="auto">
+                    <a:xfrm>
+                      <a:off x="0" y="0"/>
+                      <a:ext cx="1428750" cy="361950"/>
+                    </a:xfrm>
+                    <a:prstGeom prst="rect">
+                      <a:avLst/>
+                    </a:prstGeom>
+                  </pic:spPr>
+                </pic:pic>
+              </a:graphicData>
+            </a:graphic>
+          </wp:inline>
+        </w:drawing>
+      </w:r>
+    </w:p>
     <w:p>
       <w:pPr>
         <w:pStyle w:val="Title"/>
@@ -48,7 +93,7 @@
                     </pic:cNvPicPr>
                   </pic:nvPicPr>
                   <pic:blipFill>
-                    <a:blip r:embed="rId8" cstate="none"/>
+                    <a:blip r:embed="rId9" cstate="none"/>
                     <a:srcRect/>
                     <a:stretch>
                       <a:fillRect/>
@@ -92,7 +137,7 @@
         </w:rPr>
         <w:t xml:space="preserve"> 배포본 </w:t>
       </w:r>
-      <w:hyperlink w:history="1" r:id="rIdej25_ksylqgyibgpdm--p">
+      <w:hyperlink w:history="1" r:id="rIdc5s_ewyrtsztom688ltu3">
         <w:r>
           <w:rPr>
             <w:rStyle w:val="Hyperlink"/>
@@ -11939,7 +11984,7 @@
               </w:rPr>
               <w:t xml:space="preserve">설문 링크(</w:t>
             </w:r>
-            <w:hyperlink w:history="1" r:id="rIdh8gbyoyrnsoyjcaxmpl87">
+            <w:hyperlink w:history="1" r:id="rIdwq2opupyunsfkuahoxwlc">
               <w:r>
                 <w:rPr>
                   <w:rStyle w:val="Hyperlink"/>

--- a/tests/team_self_test/오이소창원_체크리스트_서류양식.docx
+++ b/tests/team_self_test/오이소창원_체크리스트_서류양식.docx
@@ -137,7 +137,7 @@
         </w:rPr>
         <w:t xml:space="preserve"> 배포본 </w:t>
       </w:r>
-      <w:hyperlink w:history="1" r:id="rIdc5s_ewyrtsztom688ltu3">
+      <w:hyperlink w:history="1" r:id="rIdowevqqyuh_k6bu3e9zgrj">
         <w:r>
           <w:rPr>
             <w:rStyle w:val="Hyperlink"/>
@@ -11984,7 +11984,7 @@
               </w:rPr>
               <w:t xml:space="preserve">설문 링크(</w:t>
             </w:r>
-            <w:hyperlink w:history="1" r:id="rIdwq2opupyunsfkuahoxwlc">
+            <w:hyperlink w:history="1" r:id="rId_xayatlho2vx9pwssdx5k">
               <w:r>
                 <w:rPr>
                   <w:rStyle w:val="Hyperlink"/>

--- a/tests/team_self_test/오이소창원_체크리스트_서류양식.docx
+++ b/tests/team_self_test/오이소창원_체크리스트_서류양식.docx
@@ -137,7 +137,7 @@
         </w:rPr>
         <w:t xml:space="preserve"> 배포본 </w:t>
       </w:r>
-      <w:hyperlink w:history="1" r:id="rIdowevqqyuh_k6bu3e9zgrj">
+      <w:hyperlink w:history="1" r:id="rId8dne--rw_qxs9qas805dj">
         <w:r>
           <w:rPr>
             <w:rStyle w:val="Hyperlink"/>
@@ -11984,7 +11984,7 @@
               </w:rPr>
               <w:t xml:space="preserve">설문 링크(</w:t>
             </w:r>
-            <w:hyperlink w:history="1" r:id="rId_xayatlho2vx9pwssdx5k">
+            <w:hyperlink w:history="1" r:id="rId6zhko-v3jkzzf6ikmu7ze">
               <w:r>
                 <w:rPr>
                   <w:rStyle w:val="Hyperlink"/>

--- a/tests/team_self_test/오이소창원_체크리스트_서류양식.docx
+++ b/tests/team_self_test/오이소창원_체크리스트_서류양식.docx
@@ -137,7 +137,7 @@
         </w:rPr>
         <w:t xml:space="preserve"> 배포본 </w:t>
       </w:r>
-      <w:hyperlink w:history="1" r:id="rId8dne--rw_qxs9qas805dj">
+      <w:hyperlink w:history="1" r:id="rIdyecfpgvigfvc4fan2txx5">
         <w:r>
           <w:rPr>
             <w:rStyle w:val="Hyperlink"/>
@@ -11984,7 +11984,7 @@
               </w:rPr>
               <w:t xml:space="preserve">설문 링크(</w:t>
             </w:r>
-            <w:hyperlink w:history="1" r:id="rId6zhko-v3jkzzf6ikmu7ze">
+            <w:hyperlink w:history="1" r:id="rIdukhlximozxmk6tymceod6">
               <w:r>
                 <w:rPr>
                   <w:rStyle w:val="Hyperlink"/>

--- a/tests/team_self_test/오이소창원_체크리스트_서류양식.docx
+++ b/tests/team_self_test/오이소창원_체크리스트_서류양식.docx
@@ -137,7 +137,7 @@
         </w:rPr>
         <w:t xml:space="preserve"> 배포본 </w:t>
       </w:r>
-      <w:hyperlink w:history="1" r:id="rIdyecfpgvigfvc4fan2txx5">
+      <w:hyperlink w:history="1" r:id="rIdcrbred_hesysqxftfcgzd">
         <w:r>
           <w:rPr>
             <w:rStyle w:val="Hyperlink"/>
@@ -11984,7 +11984,7 @@
               </w:rPr>
               <w:t xml:space="preserve">설문 링크(</w:t>
             </w:r>
-            <w:hyperlink w:history="1" r:id="rIdukhlximozxmk6tymceod6">
+            <w:hyperlink w:history="1" r:id="rIdpndjkcodks20wjudrizqr">
               <w:r>
                 <w:rPr>
                   <w:rStyle w:val="Hyperlink"/>

--- a/tests/team_self_test/오이소창원_체크리스트_서류양식.docx
+++ b/tests/team_self_test/오이소창원_체크리스트_서류양식.docx
@@ -137,7 +137,7 @@
         </w:rPr>
         <w:t xml:space="preserve"> 배포본 </w:t>
       </w:r>
-      <w:hyperlink w:history="1" r:id="rIdcrbred_hesysqxftfcgzd">
+      <w:hyperlink w:history="1" r:id="rIdhp6z-tzcmfj6ptrxq86aj">
         <w:r>
           <w:rPr>
             <w:rStyle w:val="Hyperlink"/>
@@ -11984,7 +11984,7 @@
               </w:rPr>
               <w:t xml:space="preserve">설문 링크(</w:t>
             </w:r>
-            <w:hyperlink w:history="1" r:id="rIdpndjkcodks20wjudrizqr">
+            <w:hyperlink w:history="1" r:id="rIdtq-k0kpq49cczvn9unbmk">
               <w:r>
                 <w:rPr>
                   <w:rStyle w:val="Hyperlink"/>

--- a/tests/team_self_test/오이소창원_체크리스트_서류양식.docx
+++ b/tests/team_self_test/오이소창원_체크리스트_서류양식.docx
@@ -137,7 +137,7 @@
         </w:rPr>
         <w:t xml:space="preserve"> 배포본 </w:t>
       </w:r>
-      <w:hyperlink w:history="1" r:id="rIdhp6z-tzcmfj6ptrxq86aj">
+      <w:hyperlink w:history="1" r:id="rId7fgbprkoz2jy8zlgcm56v">
         <w:r>
           <w:rPr>
             <w:rStyle w:val="Hyperlink"/>
@@ -11984,7 +11984,7 @@
               </w:rPr>
               <w:t xml:space="preserve">설문 링크(</w:t>
             </w:r>
-            <w:hyperlink w:history="1" r:id="rIdtq-k0kpq49cczvn9unbmk">
+            <w:hyperlink w:history="1" r:id="rIdfngeazhq7yo7d0la9jy9y">
               <w:r>
                 <w:rPr>
                   <w:rStyle w:val="Hyperlink"/>

--- a/tests/team_self_test/오이소창원_체크리스트_서류양식.docx
+++ b/tests/team_self_test/오이소창원_체크리스트_서류양식.docx
@@ -137,7 +137,7 @@
         </w:rPr>
         <w:t xml:space="preserve"> 배포본 </w:t>
       </w:r>
-      <w:hyperlink w:history="1" r:id="rId7fgbprkoz2jy8zlgcm56v">
+      <w:hyperlink w:history="1" r:id="rIdcbuamc5id5eck6ql78erq">
         <w:r>
           <w:rPr>
             <w:rStyle w:val="Hyperlink"/>
@@ -11984,7 +11984,7 @@
               </w:rPr>
               <w:t xml:space="preserve">설문 링크(</w:t>
             </w:r>
-            <w:hyperlink w:history="1" r:id="rIdfngeazhq7yo7d0la9jy9y">
+            <w:hyperlink w:history="1" r:id="rIdnlqc2p6yt9rmfamnzj2al">
               <w:r>
                 <w:rPr>
                   <w:rStyle w:val="Hyperlink"/>

--- a/tests/team_self_test/오이소창원_체크리스트_서류양식.docx
+++ b/tests/team_self_test/오이소창원_체크리스트_서류양식.docx
@@ -137,7 +137,7 @@
         </w:rPr>
         <w:t xml:space="preserve"> 배포본 </w:t>
       </w:r>
-      <w:hyperlink w:history="1" r:id="rIdcbuamc5id5eck6ql78erq">
+      <w:hyperlink w:history="1" r:id="rIdjzm3jinarn1x0psfknnag">
         <w:r>
           <w:rPr>
             <w:rStyle w:val="Hyperlink"/>
@@ -11984,7 +11984,7 @@
               </w:rPr>
               <w:t xml:space="preserve">설문 링크(</w:t>
             </w:r>
-            <w:hyperlink w:history="1" r:id="rIdnlqc2p6yt9rmfamnzj2al">
+            <w:hyperlink w:history="1" r:id="rIdcvmwpeqi9fb3twsgflcea">
               <w:r>
                 <w:rPr>
                   <w:rStyle w:val="Hyperlink"/>

--- a/tests/team_self_test/오이소창원_체크리스트_서류양식.docx
+++ b/tests/team_self_test/오이소창원_체크리스트_서류양식.docx
@@ -137,7 +137,7 @@
         </w:rPr>
         <w:t xml:space="preserve"> 배포본 </w:t>
       </w:r>
-      <w:hyperlink w:history="1" r:id="rIdjzm3jinarn1x0psfknnag">
+      <w:hyperlink w:history="1" r:id="rIddkhaj6zhnxtmewkzpaslo">
         <w:r>
           <w:rPr>
             <w:rStyle w:val="Hyperlink"/>
@@ -11984,7 +11984,7 @@
               </w:rPr>
               <w:t xml:space="preserve">설문 링크(</w:t>
             </w:r>
-            <w:hyperlink w:history="1" r:id="rIdcvmwpeqi9fb3twsgflcea">
+            <w:hyperlink w:history="1" r:id="rIdmluctqpiqyzvz1vqynbhp">
               <w:r>
                 <w:rPr>
                   <w:rStyle w:val="Hyperlink"/>

--- a/tests/team_self_test/오이소창원_체크리스트_서류양식.docx
+++ b/tests/team_self_test/오이소창원_체크리스트_서류양식.docx
@@ -137,7 +137,7 @@
         </w:rPr>
         <w:t xml:space="preserve"> 배포본 </w:t>
       </w:r>
-      <w:hyperlink w:history="1" r:id="rIddkhaj6zhnxtmewkzpaslo">
+      <w:hyperlink w:history="1" r:id="rIdikd7zytwowshk5srva5sr">
         <w:r>
           <w:rPr>
             <w:rStyle w:val="Hyperlink"/>
@@ -11984,7 +11984,7 @@
               </w:rPr>
               <w:t xml:space="preserve">설문 링크(</w:t>
             </w:r>
-            <w:hyperlink w:history="1" r:id="rIdmluctqpiqyzvz1vqynbhp">
+            <w:hyperlink w:history="1" r:id="rIdi8pfwv3cun0x1whp-q5vp">
               <w:r>
                 <w:rPr>
                   <w:rStyle w:val="Hyperlink"/>

--- a/tests/team_self_test/오이소창원_체크리스트_서류양식.docx
+++ b/tests/team_self_test/오이소창원_체크리스트_서류양식.docx
@@ -137,7 +137,7 @@
         </w:rPr>
         <w:t xml:space="preserve"> 배포본 </w:t>
       </w:r>
-      <w:hyperlink w:history="1" r:id="rIdikd7zytwowshk5srva5sr">
+      <w:hyperlink w:history="1" r:id="rIdytvaxl8dzu2ayqp1i98yg">
         <w:r>
           <w:rPr>
             <w:rStyle w:val="Hyperlink"/>
@@ -11984,7 +11984,7 @@
               </w:rPr>
               <w:t xml:space="preserve">설문 링크(</w:t>
             </w:r>
-            <w:hyperlink w:history="1" r:id="rIdi8pfwv3cun0x1whp-q5vp">
+            <w:hyperlink w:history="1" r:id="rId-gifsa9wn1ouhwfvtf7aq">
               <w:r>
                 <w:rPr>
                   <w:rStyle w:val="Hyperlink"/>

--- a/tests/team_self_test/오이소창원_체크리스트_서류양식.docx
+++ b/tests/team_self_test/오이소창원_체크리스트_서류양식.docx
@@ -137,7 +137,7 @@
         </w:rPr>
         <w:t xml:space="preserve"> 배포본 </w:t>
       </w:r>
-      <w:hyperlink w:history="1" r:id="rIdytvaxl8dzu2ayqp1i98yg">
+      <w:hyperlink w:history="1" r:id="rIdz-1e8_v9ihkhfhw7dm1fu">
         <w:r>
           <w:rPr>
             <w:rStyle w:val="Hyperlink"/>
@@ -11984,7 +11984,7 @@
               </w:rPr>
               <w:t xml:space="preserve">설문 링크(</w:t>
             </w:r>
-            <w:hyperlink w:history="1" r:id="rId-gifsa9wn1ouhwfvtf7aq">
+            <w:hyperlink w:history="1" r:id="rIda961m1clq-6zqhcajq08x">
               <w:r>
                 <w:rPr>
                   <w:rStyle w:val="Hyperlink"/>

--- a/tests/team_self_test/오이소창원_체크리스트_서류양식.docx
+++ b/tests/team_self_test/오이소창원_체크리스트_서류양식.docx
@@ -137,7 +137,7 @@
         </w:rPr>
         <w:t xml:space="preserve"> 배포본 </w:t>
       </w:r>
-      <w:hyperlink w:history="1" r:id="rIdz-1e8_v9ihkhfhw7dm1fu">
+      <w:hyperlink w:history="1" r:id="rIdv3ola4xtfzntcy8ecvvzv">
         <w:r>
           <w:rPr>
             <w:rStyle w:val="Hyperlink"/>
@@ -11984,7 +11984,7 @@
               </w:rPr>
               <w:t xml:space="preserve">설문 링크(</w:t>
             </w:r>
-            <w:hyperlink w:history="1" r:id="rIda961m1clq-6zqhcajq08x">
+            <w:hyperlink w:history="1" r:id="rIdkoxvuebdrjzrmgh6sdcwm">
               <w:r>
                 <w:rPr>
                   <w:rStyle w:val="Hyperlink"/>

--- a/tests/team_self_test/오이소창원_체크리스트_서류양식.docx
+++ b/tests/team_self_test/오이소창원_체크리스트_서류양식.docx
@@ -137,7 +137,7 @@
         </w:rPr>
         <w:t xml:space="preserve"> 배포본 </w:t>
       </w:r>
-      <w:hyperlink w:history="1" r:id="rIdv3ola4xtfzntcy8ecvvzv">
+      <w:hyperlink w:history="1" r:id="rId3e310v4760gkvyh_tcvx6">
         <w:r>
           <w:rPr>
             <w:rStyle w:val="Hyperlink"/>
@@ -11984,7 +11984,7 @@
               </w:rPr>
               <w:t xml:space="preserve">설문 링크(</w:t>
             </w:r>
-            <w:hyperlink w:history="1" r:id="rIdkoxvuebdrjzrmgh6sdcwm">
+            <w:hyperlink w:history="1" r:id="rIdr3bpgip1fawhtgmp5rrgu">
               <w:r>
                 <w:rPr>
                   <w:rStyle w:val="Hyperlink"/>
